--- a/Proyecto/PREGAME/1. ELICITACION/1.7 PRUEBAS/SPRINT 0/Caja Negra/REQ003_Caja_Negra_G6_V2.docx
+++ b/Proyecto/PREGAME/1. ELICITACION/1.7 PRUEBAS/SPRINT 0/Caja Negra/REQ003_Caja_Negra_G6_V2.docx
@@ -582,6 +582,7 @@
                 <w:bCs/>
               </w:rPr>
             </w:pPr>
+            <w:proofErr w:type="spellStart"/>
             <w:r>
               <w:rPr>
                 <w:rFonts w:asciiTheme="minorHAnsi" w:eastAsiaTheme="minorEastAsia" w:hAnsiTheme="minorHAnsi" w:cstheme="minorBidi"/>
@@ -590,6 +591,15 @@
               </w:rPr>
               <w:t>fila</w:t>
             </w:r>
+            <w:r>
+              <w:rPr>
+                <w:rFonts w:asciiTheme="minorHAnsi" w:eastAsiaTheme="minorEastAsia" w:hAnsiTheme="minorHAnsi" w:cstheme="minorBidi"/>
+                <w:b/>
+                <w:bCs/>
+              </w:rPr>
+              <w:t>Seleccionada</w:t>
+            </w:r>
+            <w:proofErr w:type="spellEnd"/>
           </w:p>
         </w:tc>
         <w:tc>
@@ -608,20 +618,22 @@
               <w:spacing w:after="0" w:line="375" w:lineRule="auto"/>
               <w:jc w:val="center"/>
             </w:pPr>
+            <w:proofErr w:type="spellStart"/>
             <w:proofErr w:type="gramStart"/>
             <w:r>
               <w:rPr>
                 <w:rFonts w:ascii="system-ui" w:eastAsia="system-ui" w:hAnsi="system-ui" w:cs="system-ui"/>
                 <w:color w:val="0F1115"/>
               </w:rPr>
-              <w:t xml:space="preserve">fila </w:t>
-            </w:r>
-            <w:r>
-              <w:rPr>
-                <w:rFonts w:ascii="system-ui" w:eastAsia="system-ui" w:hAnsi="system-ui" w:cs="system-ui"/>
-                <w:color w:val="0F1115"/>
-              </w:rPr>
-              <w:t>!</w:t>
+              <w:t>filaSeleccionada</w:t>
+            </w:r>
+            <w:proofErr w:type="spellEnd"/>
+            <w:r>
+              <w:rPr>
+                <w:rFonts w:ascii="system-ui" w:eastAsia="system-ui" w:hAnsi="system-ui" w:cs="system-ui"/>
+                <w:color w:val="0F1115"/>
+              </w:rPr>
+              <w:t xml:space="preserve"> !</w:t>
             </w:r>
             <w:proofErr w:type="gramEnd"/>
             <w:r>
@@ -630,6 +642,14 @@
                 <w:color w:val="0F1115"/>
               </w:rPr>
               <w:t>= -1</w:t>
+            </w:r>
+            <w:r>
+              <w:rPr>
+                <w:rFonts w:ascii="system-ui" w:eastAsia="system-ui" w:hAnsi="system-ui" w:cs="system-ui"/>
+                <w:color w:val="0F1115"/>
+              </w:rPr>
+              <w:br/>
+              <w:t>(hay una fila seleccionada)</w:t>
             </w:r>
           </w:p>
         </w:tc>
@@ -694,6 +714,310 @@
                 <w:color w:val="0F1115"/>
               </w:rPr>
               <w:t xml:space="preserve">” </w:t>
+            </w:r>
+          </w:p>
+        </w:tc>
+      </w:tr>
+      <w:tr>
+        <w:trPr>
+          <w:trHeight w:val="816"/>
+        </w:trPr>
+        <w:tc>
+          <w:tcPr>
+            <w:tcW w:w="2182" w:type="dxa"/>
+            <w:vMerge/>
+            <w:tcBorders>
+              <w:left w:val="single" w:sz="5" w:space="0" w:color="000000" w:themeColor="text1"/>
+              <w:bottom w:val="single" w:sz="4" w:space="0" w:color="auto"/>
+              <w:right w:val="single" w:sz="5" w:space="0" w:color="000000" w:themeColor="text1"/>
+            </w:tcBorders>
+            <w:vAlign w:val="center"/>
+          </w:tcPr>
+          <w:p>
+            <w:pPr>
+              <w:spacing w:after="0" w:line="375" w:lineRule="auto"/>
+              <w:jc w:val="center"/>
+              <w:rPr>
+                <w:rFonts w:asciiTheme="minorHAnsi" w:eastAsiaTheme="minorEastAsia" w:hAnsiTheme="minorHAnsi" w:cstheme="minorBidi"/>
+                <w:b/>
+                <w:bCs/>
+              </w:rPr>
+            </w:pPr>
+          </w:p>
+        </w:tc>
+        <w:tc>
+          <w:tcPr>
+            <w:tcW w:w="3755" w:type="dxa"/>
+            <w:tcBorders>
+              <w:top w:val="single" w:sz="5" w:space="0" w:color="000000" w:themeColor="text1"/>
+              <w:left w:val="single" w:sz="5" w:space="0" w:color="000000" w:themeColor="text1"/>
+              <w:bottom w:val="single" w:sz="5" w:space="0" w:color="000000" w:themeColor="text1"/>
+              <w:right w:val="single" w:sz="5" w:space="0" w:color="000000" w:themeColor="text1"/>
+            </w:tcBorders>
+            <w:vAlign w:val="center"/>
+          </w:tcPr>
+          <w:p>
+            <w:pPr>
+              <w:spacing w:after="0" w:line="375" w:lineRule="auto"/>
+              <w:jc w:val="center"/>
+            </w:pPr>
+            <w:proofErr w:type="spellStart"/>
+            <w:r>
+              <w:rPr>
+                <w:rFonts w:ascii="system-ui" w:eastAsia="system-ui" w:hAnsi="system-ui" w:cs="system-ui"/>
+                <w:color w:val="0F1115"/>
+              </w:rPr>
+              <w:t>filaSeleccionada</w:t>
+            </w:r>
+            <w:proofErr w:type="spellEnd"/>
+            <w:r>
+              <w:rPr>
+                <w:rFonts w:ascii="system-ui" w:eastAsia="system-ui" w:hAnsi="system-ui" w:cs="system-ui"/>
+                <w:color w:val="0F1115"/>
+              </w:rPr>
+              <w:t xml:space="preserve"> == -1</w:t>
+            </w:r>
+            <w:r>
+              <w:rPr>
+                <w:rFonts w:ascii="system-ui" w:eastAsia="system-ui" w:hAnsi="system-ui" w:cs="system-ui"/>
+                <w:color w:val="0F1115"/>
+              </w:rPr>
+              <w:br/>
+              <w:t>(ninguna fila seleccionada)</w:t>
+            </w:r>
+          </w:p>
+        </w:tc>
+        <w:tc>
+          <w:tcPr>
+            <w:tcW w:w="1661" w:type="dxa"/>
+            <w:tcBorders>
+              <w:top w:val="single" w:sz="5" w:space="0" w:color="000000" w:themeColor="text1"/>
+              <w:left w:val="single" w:sz="5" w:space="0" w:color="000000" w:themeColor="text1"/>
+              <w:bottom w:val="single" w:sz="5" w:space="0" w:color="000000" w:themeColor="text1"/>
+              <w:right w:val="single" w:sz="5" w:space="0" w:color="000000" w:themeColor="text1"/>
+            </w:tcBorders>
+            <w:vAlign w:val="center"/>
+          </w:tcPr>
+          <w:p>
+            <w:pPr>
+              <w:spacing w:after="0" w:line="375" w:lineRule="auto"/>
+              <w:jc w:val="center"/>
+            </w:pPr>
+            <w:r>
+              <w:rPr>
+                <w:rFonts w:ascii="system-ui" w:eastAsia="system-ui" w:hAnsi="system-ui" w:cs="system-ui"/>
+                <w:color w:val="0F1115"/>
+              </w:rPr>
+              <w:t>Inválido</w:t>
+            </w:r>
+          </w:p>
+        </w:tc>
+        <w:tc>
+          <w:tcPr>
+            <w:tcW w:w="2237" w:type="dxa"/>
+            <w:tcBorders>
+              <w:top w:val="single" w:sz="5" w:space="0" w:color="000000" w:themeColor="text1"/>
+              <w:left w:val="single" w:sz="5" w:space="0" w:color="000000" w:themeColor="text1"/>
+              <w:bottom w:val="single" w:sz="5" w:space="0" w:color="000000" w:themeColor="text1"/>
+              <w:right w:val="single" w:sz="5" w:space="0" w:color="000000" w:themeColor="text1"/>
+            </w:tcBorders>
+            <w:vAlign w:val="center"/>
+          </w:tcPr>
+          <w:p>
+            <w:pPr>
+              <w:spacing w:after="0" w:line="375" w:lineRule="auto"/>
+              <w:jc w:val="center"/>
+            </w:pPr>
+            <w:r>
+              <w:rPr>
+                <w:rFonts w:ascii="system-ui" w:eastAsia="system-ui" w:hAnsi="system-ui" w:cs="system-ui"/>
+                <w:color w:val="0F1115"/>
+              </w:rPr>
+              <w:t>"</w:t>
+            </w:r>
+            <w:r>
+              <w:rPr>
+                <w:rFonts w:ascii="system-ui" w:eastAsia="system-ui" w:hAnsi="system-ui" w:cs="system-ui"/>
+                <w:color w:val="0F1115"/>
+              </w:rPr>
+              <w:t>Seleccione un producto para editar</w:t>
+            </w:r>
+            <w:r>
+              <w:rPr>
+                <w:rFonts w:ascii="system-ui" w:eastAsia="system-ui" w:hAnsi="system-ui" w:cs="system-ui"/>
+                <w:color w:val="0F1115"/>
+              </w:rPr>
+              <w:t>"</w:t>
+            </w:r>
+          </w:p>
+        </w:tc>
+      </w:tr>
+      <w:tr>
+        <w:trPr>
+          <w:trHeight w:val="816"/>
+        </w:trPr>
+        <w:tc>
+          <w:tcPr>
+            <w:tcW w:w="2182" w:type="dxa"/>
+            <w:vMerge w:val="restart"/>
+            <w:tcBorders>
+              <w:top w:val="single" w:sz="4" w:space="0" w:color="auto"/>
+              <w:left w:val="single" w:sz="5" w:space="0" w:color="000000" w:themeColor="text1"/>
+              <w:right w:val="single" w:sz="5" w:space="0" w:color="000000" w:themeColor="text1"/>
+            </w:tcBorders>
+            <w:vAlign w:val="center"/>
+          </w:tcPr>
+          <w:p>
+            <w:pPr>
+              <w:spacing w:after="0" w:line="375" w:lineRule="auto"/>
+              <w:jc w:val="center"/>
+              <w:rPr>
+                <w:rFonts w:asciiTheme="minorHAnsi" w:eastAsiaTheme="minorEastAsia" w:hAnsiTheme="minorHAnsi" w:cstheme="minorBidi"/>
+                <w:b/>
+                <w:bCs/>
+              </w:rPr>
+            </w:pPr>
+            <w:proofErr w:type="spellStart"/>
+            <w:proofErr w:type="gramStart"/>
+            <w:r>
+              <w:rPr>
+                <w:rFonts w:asciiTheme="minorHAnsi" w:eastAsiaTheme="minorEastAsia" w:hAnsiTheme="minorHAnsi" w:cstheme="minorBidi"/>
+                <w:b/>
+                <w:bCs/>
+              </w:rPr>
+              <w:t>dialogo.isGuardado</w:t>
+            </w:r>
+            <w:proofErr w:type="spellEnd"/>
+            <w:proofErr w:type="gramEnd"/>
+            <w:r>
+              <w:rPr>
+                <w:rFonts w:asciiTheme="minorHAnsi" w:eastAsiaTheme="minorEastAsia" w:hAnsiTheme="minorHAnsi" w:cstheme="minorBidi"/>
+                <w:b/>
+                <w:bCs/>
+              </w:rPr>
+              <w:t>()</w:t>
+            </w:r>
+          </w:p>
+        </w:tc>
+        <w:tc>
+          <w:tcPr>
+            <w:tcW w:w="3755" w:type="dxa"/>
+            <w:tcBorders>
+              <w:top w:val="single" w:sz="5" w:space="0" w:color="000000" w:themeColor="text1"/>
+              <w:left w:val="single" w:sz="5" w:space="0" w:color="000000" w:themeColor="text1"/>
+              <w:bottom w:val="single" w:sz="5" w:space="0" w:color="000000" w:themeColor="text1"/>
+              <w:right w:val="single" w:sz="5" w:space="0" w:color="000000" w:themeColor="text1"/>
+            </w:tcBorders>
+            <w:vAlign w:val="center"/>
+          </w:tcPr>
+          <w:p>
+            <w:pPr>
+              <w:spacing w:after="0" w:line="375" w:lineRule="auto"/>
+              <w:jc w:val="center"/>
+              <w:rPr>
+                <w:rFonts w:ascii="system-ui" w:eastAsia="system-ui" w:hAnsi="system-ui" w:cs="system-ui"/>
+                <w:color w:val="0F1115"/>
+              </w:rPr>
+            </w:pPr>
+            <w:proofErr w:type="spellStart"/>
+            <w:proofErr w:type="gramStart"/>
+            <w:r>
+              <w:rPr>
+                <w:rFonts w:ascii="system-ui" w:eastAsia="system-ui" w:hAnsi="system-ui" w:cs="system-ui"/>
+                <w:color w:val="0F1115"/>
+              </w:rPr>
+              <w:t>isGuardado</w:t>
+            </w:r>
+            <w:proofErr w:type="spellEnd"/>
+            <w:r>
+              <w:rPr>
+                <w:rFonts w:ascii="system-ui" w:eastAsia="system-ui" w:hAnsi="system-ui" w:cs="system-ui"/>
+                <w:color w:val="0F1115"/>
+              </w:rPr>
+              <w:t>(</w:t>
+            </w:r>
+            <w:proofErr w:type="gramEnd"/>
+            <w:r>
+              <w:rPr>
+                <w:rFonts w:ascii="system-ui" w:eastAsia="system-ui" w:hAnsi="system-ui" w:cs="system-ui"/>
+                <w:color w:val="0F1115"/>
+              </w:rPr>
+              <w:t>) == true</w:t>
+            </w:r>
+          </w:p>
+          <w:p>
+            <w:pPr>
+              <w:spacing w:after="0" w:line="375" w:lineRule="auto"/>
+              <w:jc w:val="center"/>
+              <w:rPr>
+                <w:rFonts w:ascii="system-ui" w:eastAsia="system-ui" w:hAnsi="system-ui" w:cs="system-ui"/>
+                <w:color w:val="0F1115"/>
+              </w:rPr>
+            </w:pPr>
+            <w:r>
+              <w:rPr>
+                <w:rFonts w:ascii="system-ui" w:eastAsia="system-ui" w:hAnsi="system-ui" w:cs="system-ui"/>
+                <w:color w:val="0F1115"/>
+              </w:rPr>
+              <w:t>usuario guardó los cambios</w:t>
+            </w:r>
+          </w:p>
+        </w:tc>
+        <w:tc>
+          <w:tcPr>
+            <w:tcW w:w="1661" w:type="dxa"/>
+            <w:tcBorders>
+              <w:top w:val="single" w:sz="5" w:space="0" w:color="000000" w:themeColor="text1"/>
+              <w:left w:val="single" w:sz="5" w:space="0" w:color="000000" w:themeColor="text1"/>
+              <w:bottom w:val="single" w:sz="5" w:space="0" w:color="000000" w:themeColor="text1"/>
+              <w:right w:val="single" w:sz="5" w:space="0" w:color="000000" w:themeColor="text1"/>
+            </w:tcBorders>
+            <w:vAlign w:val="center"/>
+          </w:tcPr>
+          <w:p>
+            <w:pPr>
+              <w:spacing w:after="0" w:line="375" w:lineRule="auto"/>
+              <w:jc w:val="center"/>
+              <w:rPr>
+                <w:rFonts w:ascii="system-ui" w:eastAsia="system-ui" w:hAnsi="system-ui" w:cs="system-ui"/>
+                <w:color w:val="0F1115"/>
+              </w:rPr>
+            </w:pPr>
+            <w:r>
+              <w:rPr>
+                <w:rFonts w:ascii="system-ui" w:eastAsia="system-ui" w:hAnsi="system-ui" w:cs="system-ui"/>
+                <w:color w:val="0F1115"/>
+              </w:rPr>
+              <w:t>Válido</w:t>
+            </w:r>
+          </w:p>
+        </w:tc>
+        <w:tc>
+          <w:tcPr>
+            <w:tcW w:w="2237" w:type="dxa"/>
+            <w:tcBorders>
+              <w:top w:val="single" w:sz="5" w:space="0" w:color="000000" w:themeColor="text1"/>
+              <w:left w:val="single" w:sz="5" w:space="0" w:color="000000" w:themeColor="text1"/>
+              <w:bottom w:val="single" w:sz="5" w:space="0" w:color="000000" w:themeColor="text1"/>
+              <w:right w:val="single" w:sz="5" w:space="0" w:color="000000" w:themeColor="text1"/>
+            </w:tcBorders>
+            <w:vAlign w:val="center"/>
+          </w:tcPr>
+          <w:p>
+            <w:pPr>
+              <w:spacing w:after="0" w:line="375" w:lineRule="auto"/>
+              <w:jc w:val="center"/>
+              <w:rPr>
+                <w:rFonts w:ascii="system-ui" w:eastAsia="system-ui" w:hAnsi="system-ui" w:cs="system-ui"/>
+                <w:color w:val="0F1115"/>
+              </w:rPr>
+            </w:pPr>
+            <w:r>
+              <w:rPr>
+                <w:rFonts w:ascii="system-ui" w:eastAsia="system-ui" w:hAnsi="system-ui" w:cs="system-ui"/>
+                <w:color w:val="0F1115"/>
+              </w:rPr>
+              <w:t>"Producto actualizado con éxito"</w:t>
             </w:r>
           </w:p>
         </w:tc>
@@ -740,13 +1064,52 @@
             <w:pPr>
               <w:spacing w:after="0" w:line="375" w:lineRule="auto"/>
               <w:jc w:val="center"/>
+              <w:rPr>
+                <w:rFonts w:ascii="system-ui" w:eastAsia="system-ui" w:hAnsi="system-ui" w:cs="system-ui"/>
+                <w:color w:val="0F1115"/>
+              </w:rPr>
             </w:pPr>
-            <w:r>
-              <w:rPr>
-                <w:rFonts w:ascii="system-ui" w:eastAsia="system-ui" w:hAnsi="system-ui" w:cs="system-ui"/>
-                <w:color w:val="0F1115"/>
-              </w:rPr>
-              <w:t>fila == -1</w:t>
+            <w:proofErr w:type="spellStart"/>
+            <w:proofErr w:type="gramStart"/>
+            <w:r>
+              <w:rPr>
+                <w:rFonts w:ascii="system-ui" w:eastAsia="system-ui" w:hAnsi="system-ui" w:cs="system-ui"/>
+                <w:color w:val="0F1115"/>
+              </w:rPr>
+              <w:t>isGuardado</w:t>
+            </w:r>
+            <w:proofErr w:type="spellEnd"/>
+            <w:r>
+              <w:rPr>
+                <w:rFonts w:ascii="system-ui" w:eastAsia="system-ui" w:hAnsi="system-ui" w:cs="system-ui"/>
+                <w:color w:val="0F1115"/>
+              </w:rPr>
+              <w:t>(</w:t>
+            </w:r>
+            <w:proofErr w:type="gramEnd"/>
+            <w:r>
+              <w:rPr>
+                <w:rFonts w:ascii="system-ui" w:eastAsia="system-ui" w:hAnsi="system-ui" w:cs="system-ui"/>
+                <w:color w:val="0F1115"/>
+              </w:rPr>
+              <w:t>) == false</w:t>
+            </w:r>
+          </w:p>
+          <w:p>
+            <w:pPr>
+              <w:spacing w:after="0" w:line="375" w:lineRule="auto"/>
+              <w:jc w:val="center"/>
+              <w:rPr>
+                <w:rFonts w:ascii="system-ui" w:eastAsia="system-ui" w:hAnsi="system-ui" w:cs="system-ui"/>
+                <w:color w:val="0F1115"/>
+              </w:rPr>
+            </w:pPr>
+            <w:r>
+              <w:rPr>
+                <w:rFonts w:ascii="system-ui" w:eastAsia="system-ui" w:hAnsi="system-ui" w:cs="system-ui"/>
+                <w:color w:val="0F1115"/>
+              </w:rPr>
+              <w:t>usuario cerró sin guardar</w:t>
             </w:r>
           </w:p>
         </w:tc>
@@ -765,6 +1128,10 @@
             <w:pPr>
               <w:spacing w:after="0" w:line="375" w:lineRule="auto"/>
               <w:jc w:val="center"/>
+              <w:rPr>
+                <w:rFonts w:ascii="system-ui" w:eastAsia="system-ui" w:hAnsi="system-ui" w:cs="system-ui"/>
+                <w:color w:val="0F1115"/>
+              </w:rPr>
             </w:pPr>
             <w:r>
               <w:rPr>
@@ -790,27 +1157,17 @@
             <w:pPr>
               <w:spacing w:after="0" w:line="375" w:lineRule="auto"/>
               <w:jc w:val="center"/>
+              <w:rPr>
+                <w:rFonts w:ascii="system-ui" w:eastAsia="system-ui" w:hAnsi="system-ui" w:cs="system-ui"/>
+                <w:color w:val="0F1115"/>
+              </w:rPr>
             </w:pPr>
             <w:r>
               <w:rPr>
                 <w:rFonts w:ascii="system-ui" w:eastAsia="system-ui" w:hAnsi="system-ui" w:cs="system-ui"/>
                 <w:color w:val="0F1115"/>
               </w:rPr>
-              <w:t>"</w:t>
-            </w:r>
-            <w:r>
-              <w:rPr>
-                <w:rFonts w:ascii="system-ui" w:eastAsia="system-ui" w:hAnsi="system-ui" w:cs="system-ui"/>
-                <w:color w:val="0F1115"/>
-              </w:rPr>
-              <w:t>Seleccione un producto para editar</w:t>
-            </w:r>
-            <w:r>
-              <w:rPr>
-                <w:rFonts w:ascii="system-ui" w:eastAsia="system-ui" w:hAnsi="system-ui" w:cs="system-ui"/>
-                <w:color w:val="0F1115"/>
-              </w:rPr>
-              <w:t>"</w:t>
+              <w:t>No hace nada (cancela)</w:t>
             </w:r>
           </w:p>
         </w:tc>
@@ -859,6 +1216,9 @@
         <w:ind w:left="0" w:firstLine="0"/>
       </w:pPr>
       <w:r>
+        <w:rPr>
+          <w:noProof/>
+        </w:rPr>
         <w:drawing>
           <wp:inline distT="0" distB="0" distL="0" distR="0" wp14:anchorId="3B78D154" wp14:editId="62588F50">
             <wp:extent cx="5943600" cy="1567180"/>
@@ -909,20 +1269,46 @@
           <w:szCs w:val="26"/>
         </w:rPr>
       </w:pPr>
-      <w:r>
+    </w:p>
+    <w:p>
+      <w:pPr>
+        <w:spacing w:after="295" w:line="259" w:lineRule="auto"/>
+        <w:ind w:left="132" w:firstLine="0"/>
+        <w:jc w:val="center"/>
+      </w:pPr>
+    </w:p>
+    <w:p>
+      <w:pPr>
+        <w:spacing w:after="295" w:line="259" w:lineRule="auto"/>
+        <w:ind w:left="0" w:firstLine="0"/>
+      </w:pPr>
+    </w:p>
+    <w:p>
+      <w:pPr>
+        <w:spacing w:after="295" w:line="259" w:lineRule="auto"/>
+        <w:ind w:left="132" w:firstLine="0"/>
+      </w:pPr>
+    </w:p>
+    <w:p>
+      <w:pPr>
+        <w:spacing w:after="295" w:line="259" w:lineRule="auto"/>
+        <w:ind w:left="132" w:firstLine="0"/>
+      </w:pPr>
+      <w:r>
+        <w:lastRenderedPageBreak/>
         <w:drawing>
-          <wp:anchor distT="0" distB="0" distL="114300" distR="114300" simplePos="0" relativeHeight="251658240" behindDoc="1" locked="0" layoutInCell="1" allowOverlap="1" wp14:anchorId="1DC4CBF5" wp14:editId="7F3679DA">
+          <wp:anchor distT="0" distB="0" distL="114300" distR="114300" simplePos="0" relativeHeight="251659264" behindDoc="0" locked="0" layoutInCell="1" allowOverlap="1" wp14:anchorId="3134EC58" wp14:editId="48F92911">
             <wp:simplePos x="0" y="0"/>
             <wp:positionH relativeFrom="column">
-              <wp:posOffset>1254893</wp:posOffset>
+              <wp:posOffset>3352800</wp:posOffset>
             </wp:positionH>
             <wp:positionV relativeFrom="paragraph">
-              <wp:posOffset>5554</wp:posOffset>
+              <wp:posOffset>0</wp:posOffset>
             </wp:positionV>
-            <wp:extent cx="3200400" cy="2931886"/>
-            <wp:effectExtent l="0" t="0" r="0" b="1905"/>
-            <wp:wrapNone/>
-            <wp:docPr id="907237382" name="Imagen 1"/>
+            <wp:extent cx="2904490" cy="2947670"/>
+            <wp:effectExtent l="0" t="0" r="0" b="5080"/>
+            <wp:wrapTopAndBottom/>
+            <wp:docPr id="582939580" name="Imagen 1"/>
             <wp:cNvGraphicFramePr>
               <a:graphicFrameLocks xmlns:a="http://schemas.openxmlformats.org/drawingml/2006/main" noChangeAspect="1"/>
             </wp:cNvGraphicFramePr>
@@ -930,7 +1316,7 @@
               <a:graphicData uri="http://schemas.openxmlformats.org/drawingml/2006/picture">
                 <pic:pic xmlns:pic="http://schemas.openxmlformats.org/drawingml/2006/picture">
                   <pic:nvPicPr>
-                    <pic:cNvPr id="907237382" name=""/>
+                    <pic:cNvPr id="582939580" name=""/>
                     <pic:cNvPicPr/>
                   </pic:nvPicPr>
                   <pic:blipFill>
@@ -948,7 +1334,7 @@
                   <pic:spPr>
                     <a:xfrm>
                       <a:off x="0" y="0"/>
-                      <a:ext cx="3200400" cy="2931886"/>
+                      <a:ext cx="2904490" cy="2947670"/>
                     </a:xfrm>
                     <a:prstGeom prst="rect">
                       <a:avLst/>
@@ -966,6 +1352,75 @@
           </wp:anchor>
         </w:drawing>
       </w:r>
+      <w:r>
+        <w:t xml:space="preserve"> </w:t>
+      </w:r>
+      <w:r>
+        <w:rPr>
+          <w:noProof/>
+        </w:rPr>
+        <w:drawing>
+          <wp:anchor distT="0" distB="0" distL="114300" distR="114300" simplePos="0" relativeHeight="251658240" behindDoc="1" locked="0" layoutInCell="1" allowOverlap="1" wp14:anchorId="1DC4CBF5" wp14:editId="67736DD8">
+            <wp:simplePos x="0" y="0"/>
+            <wp:positionH relativeFrom="column">
+              <wp:posOffset>-214630</wp:posOffset>
+            </wp:positionH>
+            <wp:positionV relativeFrom="paragraph">
+              <wp:posOffset>0</wp:posOffset>
+            </wp:positionV>
+            <wp:extent cx="3200400" cy="2931795"/>
+            <wp:effectExtent l="0" t="0" r="0" b="1905"/>
+            <wp:wrapTopAndBottom/>
+            <wp:docPr id="907237382" name="Imagen 1"/>
+            <wp:cNvGraphicFramePr>
+              <a:graphicFrameLocks xmlns:a="http://schemas.openxmlformats.org/drawingml/2006/main" noChangeAspect="1"/>
+            </wp:cNvGraphicFramePr>
+            <a:graphic xmlns:a="http://schemas.openxmlformats.org/drawingml/2006/main">
+              <a:graphicData uri="http://schemas.openxmlformats.org/drawingml/2006/picture">
+                <pic:pic xmlns:pic="http://schemas.openxmlformats.org/drawingml/2006/picture">
+                  <pic:nvPicPr>
+                    <pic:cNvPr id="907237382" name=""/>
+                    <pic:cNvPicPr/>
+                  </pic:nvPicPr>
+                  <pic:blipFill>
+                    <a:blip r:embed="rId6" cstate="print">
+                      <a:extLst>
+                        <a:ext uri="{28A0092B-C50C-407E-A947-70E740481C1C}">
+                          <a14:useLocalDpi xmlns:a14="http://schemas.microsoft.com/office/drawing/2010/main" val="0"/>
+                        </a:ext>
+                      </a:extLst>
+                    </a:blip>
+                    <a:stretch>
+                      <a:fillRect/>
+                    </a:stretch>
+                  </pic:blipFill>
+                  <pic:spPr>
+                    <a:xfrm>
+                      <a:off x="0" y="0"/>
+                      <a:ext cx="3200400" cy="2931795"/>
+                    </a:xfrm>
+                    <a:prstGeom prst="rect">
+                      <a:avLst/>
+                    </a:prstGeom>
+                  </pic:spPr>
+                </pic:pic>
+              </a:graphicData>
+            </a:graphic>
+            <wp14:sizeRelH relativeFrom="margin">
+              <wp14:pctWidth>0</wp14:pctWidth>
+            </wp14:sizeRelH>
+            <wp14:sizeRelV relativeFrom="margin">
+              <wp14:pctHeight>0</wp14:pctHeight>
+            </wp14:sizeRelV>
+          </wp:anchor>
+        </w:drawing>
+      </w:r>
+    </w:p>
+    <w:p>
+      <w:pPr>
+        <w:spacing w:after="295" w:line="259" w:lineRule="auto"/>
+        <w:ind w:left="132" w:firstLine="0"/>
+      </w:pPr>
     </w:p>
     <w:p>
       <w:pPr>
@@ -973,44 +1428,50 @@
         <w:ind w:left="132" w:firstLine="0"/>
         <w:jc w:val="center"/>
       </w:pPr>
-    </w:p>
-    <w:p>
-      <w:pPr>
-        <w:spacing w:after="295" w:line="259" w:lineRule="auto"/>
-        <w:ind w:left="0" w:firstLine="0"/>
-      </w:pPr>
+      <w:r>
+        <w:drawing>
+          <wp:inline distT="0" distB="0" distL="0" distR="0" wp14:anchorId="5AD1E952" wp14:editId="41F0C688">
+            <wp:extent cx="2695595" cy="1438286"/>
+            <wp:effectExtent l="0" t="0" r="0" b="9525"/>
+            <wp:docPr id="2143290588" name="Imagen 1"/>
+            <wp:cNvGraphicFramePr>
+              <a:graphicFrameLocks xmlns:a="http://schemas.openxmlformats.org/drawingml/2006/main" noChangeAspect="1"/>
+            </wp:cNvGraphicFramePr>
+            <a:graphic xmlns:a="http://schemas.openxmlformats.org/drawingml/2006/main">
+              <a:graphicData uri="http://schemas.openxmlformats.org/drawingml/2006/picture">
+                <pic:pic xmlns:pic="http://schemas.openxmlformats.org/drawingml/2006/picture">
+                  <pic:nvPicPr>
+                    <pic:cNvPr id="2143290588" name=""/>
+                    <pic:cNvPicPr/>
+                  </pic:nvPicPr>
+                  <pic:blipFill>
+                    <a:blip r:embed="rId7"/>
+                    <a:stretch>
+                      <a:fillRect/>
+                    </a:stretch>
+                  </pic:blipFill>
+                  <pic:spPr>
+                    <a:xfrm>
+                      <a:off x="0" y="0"/>
+                      <a:ext cx="2695595" cy="1438286"/>
+                    </a:xfrm>
+                    <a:prstGeom prst="rect">
+                      <a:avLst/>
+                    </a:prstGeom>
+                  </pic:spPr>
+                </pic:pic>
+              </a:graphicData>
+            </a:graphic>
+          </wp:inline>
+        </w:drawing>
+      </w:r>
     </w:p>
     <w:p>
       <w:pPr>
         <w:spacing w:after="295" w:line="259" w:lineRule="auto"/>
         <w:ind w:left="132" w:firstLine="0"/>
       </w:pPr>
-    </w:p>
-    <w:p>
-      <w:pPr>
-        <w:spacing w:after="295" w:line="259" w:lineRule="auto"/>
-        <w:ind w:left="132" w:firstLine="0"/>
-      </w:pPr>
-    </w:p>
-    <w:p>
-      <w:pPr>
-        <w:spacing w:after="295" w:line="259" w:lineRule="auto"/>
-        <w:ind w:left="132" w:firstLine="0"/>
-      </w:pPr>
-    </w:p>
-    <w:p>
-      <w:pPr>
-        <w:spacing w:after="295" w:line="259" w:lineRule="auto"/>
-        <w:ind w:left="132" w:firstLine="0"/>
-      </w:pPr>
-    </w:p>
-    <w:p>
-      <w:pPr>
-        <w:spacing w:after="295" w:line="259" w:lineRule="auto"/>
-        <w:ind w:left="132" w:firstLine="0"/>
-      </w:pPr>
-      <w:r>
-        <w:lastRenderedPageBreak/>
+      <w:r>
         <w:t>Ingreso Invalido</w:t>
       </w:r>
     </w:p>
@@ -1021,6 +1482,9 @@
         <w:jc w:val="center"/>
       </w:pPr>
       <w:r>
+        <w:rPr>
+          <w:noProof/>
+        </w:rPr>
         <w:drawing>
           <wp:inline distT="0" distB="0" distL="0" distR="0" wp14:anchorId="5697E467" wp14:editId="1C222401">
             <wp:extent cx="3305199" cy="2114565"/>
@@ -1037,7 +1501,7 @@
                     <pic:cNvPicPr/>
                   </pic:nvPicPr>
                   <pic:blipFill>
-                    <a:blip r:embed="rId6"/>
+                    <a:blip r:embed="rId8"/>
                     <a:stretch>
                       <a:fillRect/>
                     </a:stretch>
@@ -1072,18 +1536,6 @@
         </w:rPr>
         <w:t xml:space="preserve"> </w:t>
       </w:r>
-    </w:p>
-    <w:p>
-      <w:pPr>
-        <w:spacing w:after="295" w:line="259" w:lineRule="auto"/>
-        <w:ind w:left="132" w:firstLine="0"/>
-        <w:jc w:val="center"/>
-      </w:pPr>
-    </w:p>
-    <w:p>
-      <w:pPr>
-        <w:ind w:left="0" w:firstLine="0"/>
-      </w:pPr>
     </w:p>
     <w:sectPr>
       <w:pgSz w:w="12240" w:h="15840"/>
@@ -1753,7 +2205,6 @@
   <w:style w:type="character" w:default="1" w:styleId="Fuentedeprrafopredeter">
     <w:name w:val="Default Paragraph Font"/>
     <w:uiPriority w:val="1"/>
-    <w:semiHidden/>
     <w:unhideWhenUsed/>
   </w:style>
   <w:style w:type="table" w:default="1" w:styleId="Tablanormal">
@@ -2258,6 +2709,26 @@
         <w:right w:w="0" w:type="dxa"/>
       </w:tblCellMar>
     </w:tblPr>
+  </w:style>
+  <w:style w:type="character" w:customStyle="1" w:styleId="ce">
+    <w:name w:val="ce"/>
+    <w:basedOn w:val="Fuentedeprrafopredeter"/>
+    <w:rsid w:val="00463F9C"/>
+  </w:style>
+  <w:style w:type="character" w:customStyle="1" w:styleId="ce-desc">
+    <w:name w:val="ce-desc"/>
+    <w:basedOn w:val="Fuentedeprrafopredeter"/>
+    <w:rsid w:val="00463F9C"/>
+  </w:style>
+  <w:style w:type="character" w:customStyle="1" w:styleId="valid">
+    <w:name w:val="valid"/>
+    <w:basedOn w:val="Fuentedeprrafopredeter"/>
+    <w:rsid w:val="00463F9C"/>
+  </w:style>
+  <w:style w:type="character" w:customStyle="1" w:styleId="invalid">
+    <w:name w:val="invalid"/>
+    <w:basedOn w:val="Fuentedeprrafopredeter"/>
+    <w:rsid w:val="00463F9C"/>
   </w:style>
 </w:styles>
 </file>
